--- a/docs/laporan/Laporan PPK D 06.docx
+++ b/docs/laporan/Laporan PPK D 06.docx
@@ -521,7 +521,7 @@
         <w:t xml:space="preserve">Link Google Drive: </w:t>
       </w:r>
       <w:r>
-        <w:t>[ISI MANUAL: link Google Drive berkas program lengkap dan dokumentasi video]</w:t>
+        <w:t>https://drive.google.com/drive/folders/1fpDP_pGTsBffq8AyPA7HXqF9enFKN4q0</w:t>
       </w:r>
     </w:p>
     <w:p>
